--- a/benchmark/outputs/gold/brochure_002_B.docx
+++ b/benchmark/outputs/gold/brochure_002_B.docx
@@ -10,7 +10,7 @@
         <w:tblInd w:w="0.0" w:type="dxa"/>
       </w:tblPr>
       <w:tblGrid>
-        <w:gridCol w:w="12240"/>
+        <w:gridCol w:w="9360"/>
       </w:tblGrid>
       <w:tr>
         <w:trPr>
@@ -37,7 +37,7 @@
             </w:pPr>
             <w:r>
               <w:rPr>
-                <w:rFonts w:ascii="Helvetica" w:hAnsi="Helvetica" w:eastAsia="Helvetica"/>
+                <w:rFonts w:ascii="Arial" w:hAnsi="Arial" w:eastAsia="Helvetica"/>
                 <w:b/>
                 <w:i w:val="0"/>
                 <w:color w:val="FFFFFF"/>
@@ -66,7 +66,7 @@
         <w:tblInd w:w="480.0" w:type="dxa"/>
       </w:tblPr>
       <w:tblGrid>
-        <w:gridCol w:w="12240"/>
+        <w:gridCol w:w="9360"/>
       </w:tblGrid>
       <w:tr>
         <w:trPr>
@@ -93,7 +93,7 @@
             </w:pPr>
             <w:r>
               <w:rPr>
-                <w:rFonts w:ascii="Helvetica" w:hAnsi="Helvetica" w:eastAsia="Helvetica"/>
+                <w:rFonts w:ascii="Arial" w:hAnsi="Arial" w:eastAsia="Helvetica"/>
                 <w:b w:val="0"/>
                 <w:i/>
                 <w:color w:val="D8EDE5"/>
@@ -122,7 +122,7 @@
         <w:tblInd w:w="960.0" w:type="dxa"/>
       </w:tblPr>
       <w:tblGrid>
-        <w:gridCol w:w="12240"/>
+        <w:gridCol w:w="9360"/>
       </w:tblGrid>
       <w:tr>
         <w:trPr>
@@ -360,13 +360,13 @@
         <w:autoSpaceDE w:val="0"/>
         <w:pStyle w:val="Heading1"/>
         <w:widowControl/>
-        <w:spacing w:line="304" w:lineRule="exact" w:before="240" w:after="80"/>
+        <w:spacing w:line="304" w:lineRule="exact" w:before="336" w:after="40"/>
         <w:ind w:left="960" w:right="0" w:firstLine="0"/>
         <w:jc w:val="left"/>
       </w:pPr>
       <w:r>
         <w:rPr>
-          <w:rFonts w:ascii="Helvetica" w:hAnsi="Helvetica" w:eastAsia="Helvetica"/>
+          <w:rFonts w:ascii="Arial" w:hAnsi="Arial" w:eastAsia="Helvetica"/>
           <w:b/>
           <w:i w:val="0"/>
           <w:color w:val="266B5B"/>
@@ -379,7 +379,7 @@
       </w:r>
       <w:r>
         <w:rPr>
-          <w:rFonts w:ascii="Helvetica" w:hAnsi="Helvetica" w:eastAsia="Helvetica"/>
+          <w:rFonts w:ascii="Arial" w:hAnsi="Arial" w:eastAsia="Helvetica"/>
           <w:b/>
           <w:i w:val="0"/>
           <w:color w:val="266B5B"/>
@@ -409,7 +409,7 @@
       </w:pPr>
       <w:r>
         <w:rPr>
-          <w:rFonts w:ascii="Helvetica" w:hAnsi="Helvetica" w:eastAsia="Helvetica"/>
+          <w:rFonts w:ascii="Arial" w:hAnsi="Arial" w:eastAsia="Helvetica"/>
           <w:b w:val="0"/>
           <w:i w:val="0"/>
           <w:color w:val="1E1E23"/>
@@ -419,7 +419,7 @@
       </w:r>
       <w:r>
         <w:rPr>
-          <w:rFonts w:ascii="Helvetica" w:hAnsi="Helvetica" w:eastAsia="Helvetica"/>
+          <w:rFonts w:ascii="Arial" w:hAnsi="Arial" w:eastAsia="Helvetica"/>
           <w:b w:val="0"/>
           <w:i w:val="0"/>
           <w:color w:val="1E1E23"/>
@@ -429,7 +429,7 @@
       </w:r>
       <w:r>
         <w:rPr>
-          <w:rFonts w:ascii="Helvetica" w:hAnsi="Helvetica" w:eastAsia="Helvetica"/>
+          <w:rFonts w:ascii="Arial" w:hAnsi="Arial" w:eastAsia="Helvetica"/>
           <w:b w:val="0"/>
           <w:i w:val="0"/>
           <w:color w:val="1E1E23"/>
@@ -450,7 +450,7 @@
       </w:pPr>
       <w:r>
         <w:rPr>
-          <w:rFonts w:ascii="Helvetica" w:hAnsi="Helvetica" w:eastAsia="Helvetica"/>
+          <w:rFonts w:ascii="Arial" w:hAnsi="Arial" w:eastAsia="Helvetica"/>
           <w:b/>
           <w:i w:val="0"/>
           <w:color w:val="266B5B"/>
@@ -470,7 +470,7 @@
       </w:pPr>
       <w:r>
         <w:rPr>
-          <w:rFonts w:ascii="Helvetica" w:hAnsi="Helvetica" w:eastAsia="Helvetica"/>
+          <w:rFonts w:ascii="Arial" w:hAnsi="Arial" w:eastAsia="Helvetica"/>
           <w:b w:val="0"/>
           <w:i w:val="0"/>
           <w:color w:val="1E1E23"/>
@@ -480,7 +480,7 @@
       </w:r>
       <w:r>
         <w:rPr>
-          <w:rFonts w:ascii="Helvetica" w:hAnsi="Helvetica" w:eastAsia="Helvetica"/>
+          <w:rFonts w:ascii="Arial" w:hAnsi="Arial" w:eastAsia="Helvetica"/>
           <w:b w:val="0"/>
           <w:i w:val="0"/>
           <w:color w:val="1E1E23"/>
@@ -493,7 +493,7 @@
       </w:r>
       <w:r>
         <w:rPr>
-          <w:rFonts w:ascii="Helvetica" w:hAnsi="Helvetica" w:eastAsia="Helvetica"/>
+          <w:rFonts w:ascii="Arial" w:hAnsi="Arial" w:eastAsia="Helvetica"/>
           <w:b w:val="0"/>
           <w:i w:val="0"/>
           <w:color w:val="1E1E23"/>
@@ -527,7 +527,7 @@
       </w:pPr>
       <w:r>
         <w:rPr>
-          <w:rFonts w:ascii="Helvetica" w:hAnsi="Helvetica" w:eastAsia="Helvetica"/>
+          <w:rFonts w:ascii="Arial" w:hAnsi="Arial" w:eastAsia="Helvetica"/>
           <w:b w:val="0"/>
           <w:i w:val="0"/>
           <w:color w:val="1E1E23"/>
@@ -537,7 +537,7 @@
       </w:r>
       <w:r>
         <w:rPr>
-          <w:rFonts w:ascii="Helvetica" w:hAnsi="Helvetica" w:eastAsia="Helvetica"/>
+          <w:rFonts w:ascii="Arial" w:hAnsi="Arial" w:eastAsia="Helvetica"/>
           <w:b w:val="0"/>
           <w:i w:val="0"/>
           <w:color w:val="1E1E23"/>
@@ -547,7 +547,7 @@
       </w:r>
       <w:r>
         <w:rPr>
-          <w:rFonts w:ascii="Helvetica" w:hAnsi="Helvetica" w:eastAsia="Helvetica"/>
+          <w:rFonts w:ascii="Arial" w:hAnsi="Arial" w:eastAsia="Helvetica"/>
           <w:b w:val="0"/>
           <w:i w:val="0"/>
           <w:color w:val="1E1E23"/>
@@ -557,7 +557,7 @@
       </w:r>
       <w:r>
         <w:rPr>
-          <w:rFonts w:ascii="Helvetica" w:hAnsi="Helvetica" w:eastAsia="Helvetica"/>
+          <w:rFonts w:ascii="Arial" w:hAnsi="Arial" w:eastAsia="Helvetica"/>
           <w:b w:val="0"/>
           <w:i w:val="0"/>
           <w:color w:val="1E1E23"/>
@@ -578,7 +578,7 @@
       </w:pPr>
       <w:r>
         <w:rPr>
-          <w:rFonts w:ascii="Helvetica" w:hAnsi="Helvetica" w:eastAsia="Helvetica"/>
+          <w:rFonts w:ascii="Arial" w:hAnsi="Arial" w:eastAsia="Helvetica"/>
           <w:b/>
           <w:i w:val="0"/>
           <w:color w:val="266B5B"/>
@@ -602,7 +602,7 @@
       </w:pPr>
       <w:r>
         <w:rPr>
-          <w:rFonts w:ascii="Helvetica" w:hAnsi="Helvetica" w:eastAsia="Helvetica"/>
+          <w:rFonts w:ascii="Arial" w:hAnsi="Arial" w:eastAsia="Helvetica"/>
           <w:b w:val="0"/>
           <w:i w:val="0"/>
           <w:color w:val="1E1E23"/>
@@ -612,7 +612,7 @@
       </w:r>
       <w:r>
         <w:rPr>
-          <w:rFonts w:ascii="Helvetica" w:hAnsi="Helvetica" w:eastAsia="Helvetica"/>
+          <w:rFonts w:ascii="Arial" w:hAnsi="Arial" w:eastAsia="Helvetica"/>
           <w:b w:val="0"/>
           <w:i w:val="0"/>
           <w:color w:val="1E1E23"/>
@@ -636,7 +636,7 @@
       </w:pPr>
       <w:r>
         <w:rPr>
-          <w:rFonts w:ascii="Helvetica" w:hAnsi="Helvetica" w:eastAsia="Helvetica"/>
+          <w:rFonts w:ascii="Arial" w:hAnsi="Arial" w:eastAsia="Helvetica"/>
           <w:b w:val="0"/>
           <w:i w:val="0"/>
           <w:color w:val="1E1E23"/>
@@ -646,7 +646,7 @@
       </w:r>
       <w:r>
         <w:rPr>
-          <w:rFonts w:ascii="Helvetica" w:hAnsi="Helvetica" w:eastAsia="Helvetica"/>
+          <w:rFonts w:ascii="Arial" w:hAnsi="Arial" w:eastAsia="Helvetica"/>
           <w:b w:val="0"/>
           <w:i w:val="0"/>
           <w:color w:val="1E1E23"/>
@@ -670,7 +670,7 @@
       </w:pPr>
       <w:r>
         <w:rPr>
-          <w:rFonts w:ascii="Helvetica" w:hAnsi="Helvetica" w:eastAsia="Helvetica"/>
+          <w:rFonts w:ascii="Arial" w:hAnsi="Arial" w:eastAsia="Helvetica"/>
           <w:b w:val="0"/>
           <w:i w:val="0"/>
           <w:color w:val="1E1E23"/>
@@ -680,7 +680,7 @@
       </w:r>
       <w:r>
         <w:rPr>
-          <w:rFonts w:ascii="Helvetica" w:hAnsi="Helvetica" w:eastAsia="Helvetica"/>
+          <w:rFonts w:ascii="Arial" w:hAnsi="Arial" w:eastAsia="Helvetica"/>
           <w:b w:val="0"/>
           <w:i w:val="0"/>
           <w:color w:val="1E1E23"/>
@@ -711,7 +711,7 @@
         <w:tblInd w:w="0.0" w:type="dxa"/>
       </w:tblPr>
       <w:tblGrid>
-        <w:gridCol w:w="12240"/>
+        <w:gridCol w:w="9360"/>
       </w:tblGrid>
       <w:tr>
         <w:trPr>
@@ -738,7 +738,7 @@
             </w:pPr>
             <w:r>
               <w:rPr>
-                <w:rFonts w:ascii="Helvetica" w:hAnsi="Helvetica" w:eastAsia="Helvetica"/>
+                <w:rFonts w:ascii="Arial" w:hAnsi="Arial" w:eastAsia="Helvetica"/>
                 <w:b/>
                 <w:i w:val="0"/>
                 <w:color w:val="1E1E23"/>
@@ -767,7 +767,7 @@
         <w:tblInd w:w="480.0" w:type="dxa"/>
       </w:tblPr>
       <w:tblGrid>
-        <w:gridCol w:w="12240"/>
+        <w:gridCol w:w="9360"/>
       </w:tblGrid>
       <w:tr>
         <w:trPr>
@@ -794,7 +794,7 @@
             </w:pPr>
             <w:r>
               <w:rPr>
-                <w:rFonts w:ascii="Helvetica" w:hAnsi="Helvetica" w:eastAsia="Helvetica"/>
+                <w:rFonts w:ascii="Arial" w:hAnsi="Arial" w:eastAsia="Helvetica"/>
                 <w:b w:val="0"/>
                 <w:i w:val="0"/>
                 <w:color w:val="72727A"/>
